--- a/nova-pharma-os/docs/word/GUIDE_DEMARRAGE.docx
+++ b/nova-pharma-os/docs/word/GUIDE_DEMARRAGE.docx
@@ -961,7 +961,7 @@
     </w:p>
     <w:p>
       <w:r>
-        <w:t xml:space="preserve">Deux comptes sont créés automatiquement pour vos essais.</w:t>
+        <w:t xml:space="preserve">Deux pharmacies sont créées automatiquement, et c'est voulu : l'une reçoit vos vraies données, l'autre sert à s'exercer sans rien casser.</w:t>
       </w:r>
     </w:p>
     <w:p>
@@ -969,7 +969,302 @@
         <w:pStyle w:val="Titre3"/>
       </w:pPr>
       <w:r>
-        <w:t xml:space="preserve">Pour tester comme une pharmacie</w:t>
+        <w:t xml:space="preserve">NOVA SANTÉ PHARMA — votre officine</w:t>
+      </w:r>
+    </w:p>
+    <w:p>
+      <w:r>
+        <w:t xml:space="preserve">C'est </w:t>
+      </w:r>
+      <w:r>
+        <w:rPr>
+          <w:b/>
+        </w:rPr>
+        <w:t xml:space="preserve">votre</w:t>
+      </w:r>
+      <w:r>
+        <w:t xml:space="preserve"> pharmacie, celle de Bukavu. Trois comptes sont prêts :</w:t>
+      </w:r>
+    </w:p>
+    <w:tbl>
+      <w:tblPr>
+        <w:tblStyle w:val="Grille"/>
+        <w:tblW w:w="5000" w:type="pct"/>
+        <w:tblBorders>
+          <w:top w:val="single" w:sz="4" w:space="0" w:color="CFE0DA"/>
+          <w:left w:val="single" w:sz="4" w:space="0" w:color="CFE0DA"/>
+          <w:bottom w:val="single" w:sz="4" w:space="0" w:color="CFE0DA"/>
+          <w:right w:val="single" w:sz="4" w:space="0" w:color="CFE0DA"/>
+          <w:insideH w:val="single" w:sz="4" w:space="0" w:color="CFE0DA"/>
+          <w:insideV w:val="single" w:sz="4" w:space="0" w:color="CFE0DA"/>
+        </w:tblBorders>
+        <w:tblCellMar>
+          <w:top w:w="60" w:type="dxa"/>
+          <w:left w:w="90" w:type="dxa"/>
+          <w:bottom w:w="60" w:type="dxa"/>
+          <w:right w:w="90" w:type="dxa"/>
+        </w:tblCellMar>
+      </w:tblPr>
+      <w:tr>
+        <w:trPr>
+          <w:tblHeader/>
+        </w:trPr>
+        <w:tc>
+          <w:tcPr>
+            <w:tcW w:w="3116" w:type="dxa"/>
+            <w:shd w:val="clear" w:fill="E8F2EE"/>
+          </w:tcPr>
+          <w:p>
+            <w:pPr>
+              <w:pStyle w:val="Cellule"/>
+            </w:pPr>
+            <w:r>
+              <w:rPr>
+                <w:b/>
+              </w:rPr>
+              <w:t xml:space="preserve">Qui</w:t>
+            </w:r>
+          </w:p>
+        </w:tc>
+        <w:tc>
+          <w:tcPr>
+            <w:tcW w:w="3116" w:type="dxa"/>
+            <w:shd w:val="clear" w:fill="E8F2EE"/>
+          </w:tcPr>
+          <w:p>
+            <w:pPr>
+              <w:pStyle w:val="Cellule"/>
+            </w:pPr>
+            <w:r>
+              <w:rPr>
+                <w:b/>
+              </w:rPr>
+              <w:t xml:space="preserve">Adresse</w:t>
+            </w:r>
+          </w:p>
+        </w:tc>
+        <w:tc>
+          <w:tcPr>
+            <w:tcW w:w="3116" w:type="dxa"/>
+            <w:shd w:val="clear" w:fill="E8F2EE"/>
+          </w:tcPr>
+          <w:p>
+            <w:pPr>
+              <w:pStyle w:val="Cellule"/>
+            </w:pPr>
+            <w:r>
+              <w:rPr>
+                <w:b/>
+              </w:rPr>
+              <w:t xml:space="preserve">Mot de passe</w:t>
+            </w:r>
+          </w:p>
+        </w:tc>
+      </w:tr>
+      <w:tr>
+        <w:tc>
+          <w:tcPr>
+            <w:tcW w:w="3116" w:type="dxa"/>
+          </w:tcPr>
+          <w:p>
+            <w:pPr>
+              <w:pStyle w:val="Cellule"/>
+            </w:pPr>
+            <w:r>
+              <w:t xml:space="preserve">Gérant</w:t>
+            </w:r>
+          </w:p>
+        </w:tc>
+        <w:tc>
+          <w:tcPr>
+            <w:tcW w:w="3116" w:type="dxa"/>
+          </w:tcPr>
+          <w:p>
+            <w:pPr>
+              <w:pStyle w:val="Cellule"/>
+            </w:pPr>
+            <w:r>
+              <w:rPr>
+                <w:rFonts w:ascii="Consolas" w:hAnsi="Consolas"/>
+                <w:sz w:val="19"/>
+                <w:shd w:val="clear" w:fill="EEF2F0"/>
+              </w:rPr>
+              <w:t xml:space="preserve">gerant@nova-sante-pharma.cd</w:t>
+            </w:r>
+          </w:p>
+        </w:tc>
+        <w:tc>
+          <w:tcPr>
+            <w:tcW w:w="3116" w:type="dxa"/>
+          </w:tcPr>
+          <w:p>
+            <w:pPr>
+              <w:pStyle w:val="Cellule"/>
+            </w:pPr>
+            <w:r>
+              <w:rPr>
+                <w:rFonts w:ascii="Consolas" w:hAnsi="Consolas"/>
+                <w:sz w:val="19"/>
+                <w:shd w:val="clear" w:fill="EEF2F0"/>
+              </w:rPr>
+              <w:t xml:space="preserve">NovaSante2026!</w:t>
+            </w:r>
+          </w:p>
+        </w:tc>
+      </w:tr>
+      <w:tr>
+        <w:tc>
+          <w:tcPr>
+            <w:tcW w:w="3116" w:type="dxa"/>
+          </w:tcPr>
+          <w:p>
+            <w:pPr>
+              <w:pStyle w:val="Cellule"/>
+            </w:pPr>
+            <w:r>
+              <w:t xml:space="preserve">Vendeur</w:t>
+            </w:r>
+          </w:p>
+        </w:tc>
+        <w:tc>
+          <w:tcPr>
+            <w:tcW w:w="3116" w:type="dxa"/>
+          </w:tcPr>
+          <w:p>
+            <w:pPr>
+              <w:pStyle w:val="Cellule"/>
+            </w:pPr>
+            <w:r>
+              <w:rPr>
+                <w:rFonts w:ascii="Consolas" w:hAnsi="Consolas"/>
+                <w:sz w:val="19"/>
+                <w:shd w:val="clear" w:fill="EEF2F0"/>
+              </w:rPr>
+              <w:t xml:space="preserve">vendeur@nova-sante-pharma.cd</w:t>
+            </w:r>
+          </w:p>
+        </w:tc>
+        <w:tc>
+          <w:tcPr>
+            <w:tcW w:w="3116" w:type="dxa"/>
+          </w:tcPr>
+          <w:p>
+            <w:pPr>
+              <w:pStyle w:val="Cellule"/>
+            </w:pPr>
+            <w:r>
+              <w:rPr>
+                <w:rFonts w:ascii="Consolas" w:hAnsi="Consolas"/>
+                <w:sz w:val="19"/>
+                <w:shd w:val="clear" w:fill="EEF2F0"/>
+              </w:rPr>
+              <w:t xml:space="preserve">Vendeur2026!</w:t>
+            </w:r>
+          </w:p>
+        </w:tc>
+      </w:tr>
+      <w:tr>
+        <w:tc>
+          <w:tcPr>
+            <w:tcW w:w="3116" w:type="dxa"/>
+          </w:tcPr>
+          <w:p>
+            <w:pPr>
+              <w:pStyle w:val="Cellule"/>
+            </w:pPr>
+            <w:r>
+              <w:t xml:space="preserve">Livreur</w:t>
+            </w:r>
+          </w:p>
+        </w:tc>
+        <w:tc>
+          <w:tcPr>
+            <w:tcW w:w="3116" w:type="dxa"/>
+          </w:tcPr>
+          <w:p>
+            <w:pPr>
+              <w:pStyle w:val="Cellule"/>
+            </w:pPr>
+            <w:r>
+              <w:rPr>
+                <w:rFonts w:ascii="Consolas" w:hAnsi="Consolas"/>
+                <w:sz w:val="19"/>
+                <w:shd w:val="clear" w:fill="EEF2F0"/>
+              </w:rPr>
+              <w:t xml:space="preserve">livreur@nova-sante-pharma.cd</w:t>
+            </w:r>
+          </w:p>
+        </w:tc>
+        <w:tc>
+          <w:tcPr>
+            <w:tcW w:w="3116" w:type="dxa"/>
+          </w:tcPr>
+          <w:p>
+            <w:pPr>
+              <w:pStyle w:val="Cellule"/>
+            </w:pPr>
+            <w:r>
+              <w:rPr>
+                <w:rFonts w:ascii="Consolas" w:hAnsi="Consolas"/>
+                <w:sz w:val="19"/>
+                <w:shd w:val="clear" w:fill="EEF2F0"/>
+              </w:rPr>
+              <w:t xml:space="preserve">Livreur2026!</w:t>
+            </w:r>
+          </w:p>
+        </w:tc>
+      </w:tr>
+    </w:tbl>
+    <w:p>
+      <w:pPr>
+        <w:spacing w:after="120"/>
+      </w:pPr>
+    </w:p>
+    <w:p>
+      <w:r>
+        <w:t xml:space="preserve">Le vendeur et le livreur sont faits pour l'</w:t>
+      </w:r>
+      <w:r>
+        <w:rPr>
+          <w:b/>
+        </w:rPr>
+        <w:t xml:space="preserve">application mobile</w:t>
+      </w:r>
+      <w:r>
+        <w:t xml:space="preserve"> : ouvrez </w:t>
+      </w:r>
+      <w:r>
+        <w:rPr>
+          <w:rFonts w:ascii="Consolas" w:hAnsi="Consolas"/>
+          <w:sz w:val="19"/>
+          <w:shd w:val="clear" w:fill="EEF2F0"/>
+        </w:rPr>
+        <w:t xml:space="preserve">http://…:3000/mobile</w:t>
+      </w:r>
+      <w:r>
+        <w:t xml:space="preserve"> sur leur téléphone.</w:t>
+      </w:r>
+    </w:p>
+    <w:p>
+      <w:r>
+        <w:t xml:space="preserve">Vous y trouvez un catalogue de 18 produits courants d'une officine de Bukavu, et </w:t>
+      </w:r>
+      <w:r>
+        <w:rPr>
+          <w:b/>
+        </w:rPr>
+        <w:t xml:space="preserve">un stock à zéro</w:t>
+      </w:r>
+      <w:r>
+        <w:t xml:space="preserve">. Ce n'est pas un oubli : un stock inventé vous ferait vendre des boîtes qui ne sont pas sur l'étagère. Le stock se remplit à votre première réception réelle — voir « Vos trois premiers gestes » plus bas.</w:t>
+      </w:r>
+    </w:p>
+    <w:p>
+      <w:pPr>
+        <w:pStyle w:val="Titre3"/>
+      </w:pPr>
+      <w:r>
+        <w:t xml:space="preserve">Pharmacie de démonstration — pour s'exercer</w:t>
       </w:r>
     </w:p>
     <w:tbl>
@@ -1092,16 +1387,12 @@
     </w:p>
     <w:p>
       <w:r>
-        <w:t xml:space="preserve">Vous arrivez sur le tableau de bord d'une pharmacie qui a déjà : 8 produits, du stock réparti sur des lots, 4 ventes passées, 2 clients, et une alerte de péremption. C'est </w:t>
-      </w:r>
-      <w:r>
-        <w:rPr>
-          <w:b/>
-        </w:rPr>
-        <w:t xml:space="preserve">une vraie pharmacie en fonctionnement</w:t>
-      </w:r>
-      <w:r>
-        <w:t xml:space="preserve">, pas un décor.</w:t>
+        <w:t xml:space="preserve">Celle-ci a déjà 8 produits, du stock réparti sur des lots, 4 ventes passées, 2 clients et une alerte de péremption. Servez-vous-en pour former l'équipe : une erreur ici n'a aucune conséquence.</w:t>
+      </w:r>
+    </w:p>
+    <w:p>
+      <w:r>
+        <w:t xml:space="preserve">Les deux pharmacies ne se voient pas l'une l'autre. Une vente d'exercice n'apparaîtra jamais dans les comptes de NOVA SANTÉ PHARMA.</w:t>
       </w:r>
     </w:p>
     <w:p>
@@ -1264,6 +1555,128 @@
       </w:r>
       <w:r>
         <w:t xml:space="preserve"> — ils sont écrits dans ce guide. Ils conviennent pour tester entre vous. Le jour où de vraies données de patients ou d'argent entreront dans le système, il faudra les changer.</w:t>
+      </w:r>
+    </w:p>
+    <w:p>
+      <w:pPr>
+        <w:pBdr>
+          <w:bottom w:val="single" w:sz="6" w:space="6" w:color="CFE0DA"/>
+        </w:pBdr>
+        <w:spacing w:before="200" w:after="200"/>
+      </w:pPr>
+    </w:p>
+    <w:p>
+      <w:pPr>
+        <w:pStyle w:val="Titre2"/>
+      </w:pPr>
+      <w:r>
+        <w:t xml:space="preserve">Vos trois premiers gestes dans NOVA SANTÉ PHARMA</w:t>
+      </w:r>
+    </w:p>
+    <w:p>
+      <w:r>
+        <w:t xml:space="preserve">Connectez-vous en </w:t>
+      </w:r>
+      <w:r>
+        <w:rPr>
+          <w:b/>
+        </w:rPr>
+        <w:t xml:space="preserve">gérant</w:t>
+      </w:r>
+      <w:r>
+        <w:t xml:space="preserve">, puis, dans cet ordre :</w:t>
+      </w:r>
+    </w:p>
+    <w:p>
+      <w:r>
+        <w:rPr>
+          <w:b/>
+        </w:rPr>
+        <w:t xml:space="preserve">1. Corrigez le catalogue.</w:t>
+      </w:r>
+      <w:r>
+        <w:t xml:space="preserve"> Ouvrez </w:t>
+      </w:r>
+      <w:r>
+        <w:rPr>
+          <w:i/>
+        </w:rPr>
+        <w:t xml:space="preserve">Catalogue</w:t>
+      </w:r>
+      <w:r>
+        <w:t xml:space="preserve">. Supprimez ce que vous ne vendez pas, ajoutez ce qui manque, et surtout </w:t>
+      </w:r>
+      <w:r>
+        <w:rPr>
+          <w:b/>
+        </w:rPr>
+        <w:t xml:space="preserve">ajustez les prix</w:t>
+      </w:r>
+      <w:r>
+        <w:t xml:space="preserve"> : ceux livrés sont des ordres de grandeur, pas vos prix.</w:t>
+      </w:r>
+    </w:p>
+    <w:p>
+      <w:r>
+        <w:rPr>
+          <w:b/>
+        </w:rPr>
+        <w:t xml:space="preserve">2. Enregistrez une réception.</w:t>
+      </w:r>
+      <w:r>
+        <w:t xml:space="preserve"> Ouvrez </w:t>
+      </w:r>
+      <w:r>
+        <w:rPr>
+          <w:i/>
+        </w:rPr>
+        <w:t xml:space="preserve">Achats → Réception</w:t>
+      </w:r>
+      <w:r>
+        <w:t xml:space="preserve">. Prenez une facture fournisseur réelle et saisissez-la : le fournisseur, chaque produit, son </w:t>
+      </w:r>
+      <w:r>
+        <w:rPr>
+          <w:b/>
+        </w:rPr>
+        <w:t xml:space="preserve">numéro de lot</w:t>
+      </w:r>
+      <w:r>
+        <w:t xml:space="preserve"> et sa </w:t>
+      </w:r>
+      <w:r>
+        <w:rPr>
+          <w:b/>
+        </w:rPr>
+        <w:t xml:space="preserve">date de péremption</w:t>
+      </w:r>
+      <w:r>
+        <w:t xml:space="preserve">. C'est ce geste qui crée le stock. L'application refusera un produit périssable sans date de péremption — c'est voulu.</w:t>
+      </w:r>
+    </w:p>
+    <w:p>
+      <w:r>
+        <w:rPr>
+          <w:b/>
+        </w:rPr>
+        <w:t xml:space="preserve">3. Faites une vente.</w:t>
+      </w:r>
+      <w:r>
+        <w:t xml:space="preserve"> Ouvrez </w:t>
+      </w:r>
+      <w:r>
+        <w:rPr>
+          <w:i/>
+        </w:rPr>
+        <w:t xml:space="preserve">Ventes</w:t>
+      </w:r>
+      <w:r>
+        <w:t xml:space="preserve">. Le stock que vous venez de recevoir apparaît. À la sortie, l'application prend d'elle-même le lot qui périme le plus tôt : vous n'avez rien à surveiller.</w:t>
+      </w:r>
+    </w:p>
+    <w:p>
+      <w:r>
+        <w:t xml:space="preserve">À partir de là, l'officine tourne. Le reste — clients à crédit, livraisons, rappels WhatsApp, encaissement Mobile Money — s'ajoute quand vous en avez besoin.</w:t>
       </w:r>
     </w:p>
     <w:p>
